--- a/research/TRD-EHR/paper1-trd-prediction/parts/supplement/19-s5-example-patient-narratives.docx
+++ b/research/TRD-EHR/paper1-trd-prediction/parts/supplement/19-s5-example-patient-narratives.docx
@@ -2,7 +2,7 @@
 <file path=word/document.xml><?xml version="1.0" encoding="utf-8"?>
 <w:document xmlns:w="http://schemas.openxmlformats.org/wordprocessingml/2006/main" xmlns:m="http://schemas.openxmlformats.org/officeDocument/2006/math" xmlns:r="http://schemas.openxmlformats.org/officeDocument/2006/relationships" xmlns:o="urn:schemas-microsoft-com:office:office" xmlns:v="urn:schemas-microsoft-com:vml" xmlns:w10="urn:schemas-microsoft-com:office:word" xmlns:a="http://schemas.openxmlformats.org/drawingml/2006/main" xmlns:pic="http://schemas.openxmlformats.org/drawingml/2006/picture" xmlns:wp="http://schemas.openxmlformats.org/drawingml/2006/wordprocessingDrawing">
   <w:body>
-    <w:bookmarkStart w:id="20" w:name="s5-example-patient-narratives"/>
+    <w:bookmarkStart w:id="9" w:name="_5c48de31bbacefba0a4c9180d4a3c6aa5ea51ef"/>
     <w:p>
       <w:pPr>
         <w:pStyle w:val="Heading1"/>
@@ -30,13 +30,7 @@
         <w:t xml:space="preserve"> </w:t>
       </w:r>
       <w:r>
-        <w:t xml:space="preserve">“</w:t>
-      </w:r>
-      <w:r>
-        <w:t xml:space="preserve">anchor</w:t>
-      </w:r>
-      <w:r>
-        <w:t xml:space="preserve">”</w:t>
+        <w:t xml:space="preserve">“anchor”</w:t>
       </w:r>
       <w:r>
         <w:t xml:space="preserve"> </w:t>
@@ -48,13 +42,7 @@
         <w:t xml:space="preserve"> </w:t>
       </w:r>
       <w:r>
-        <w:t xml:space="preserve">“</w:t>
-      </w:r>
-      <w:r>
-        <w:t xml:space="preserve">Baseline window</w:t>
-      </w:r>
-      <w:r>
-        <w:t xml:space="preserve">”</w:t>
+        <w:t xml:space="preserve">“Baseline window”</w:t>
       </w:r>
       <w:r>
         <w:t xml:space="preserve"> </w:t>
@@ -589,7 +577,7 @@
         <w:t xml:space="preserve">UNCONTROLLED_HTN: Present | EPILEPSY: Absent</w:t>
       </w:r>
     </w:p>
-    <w:bookmarkEnd w:id="20"/>
+    <w:bookmarkEnd w:id="9"/>
     <w:sectPr>
       <w:pgSz w:h="15840" w:w="12240"/>
       <w:pgMar w:bottom="1440" w:footer="708" w:gutter="0" w:header="708" w:left="1800" w:right="1800" w:top="1440"/>
@@ -801,14 +789,14 @@
     </w:lvl>
   </w:abstractNum>
   <w:abstractNum w:abstractNumId="990">
-    <w:nsid w:val="2c1ae401"/>
+    <w:nsid w:val="0000A990"/>
     <w:multiLevelType w:val="multilevel"/>
     <w:lvl w:ilvl="0">
       <w:numFmt w:val="bullet"/>
       <w:lvlText w:val=" "/>
       <w:lvlJc w:val="left"/>
       <w:pPr>
-        <w:ind w:left="720" w:hanging="480"/>
+        <w:ind w:left="720" w:hanging="360"/>
       </w:pPr>
     </w:lvl>
     <w:lvl w:ilvl="1">
@@ -816,7 +804,7 @@
       <w:lvlText w:val=" "/>
       <w:lvlJc w:val="left"/>
       <w:pPr>
-        <w:ind w:left="1440" w:hanging="480"/>
+        <w:ind w:left="1440" w:hanging="360"/>
       </w:pPr>
     </w:lvl>
     <w:lvl w:ilvl="2">
@@ -824,7 +812,7 @@
       <w:lvlText w:val=" "/>
       <w:lvlJc w:val="left"/>
       <w:pPr>
-        <w:ind w:left="2160" w:hanging="480"/>
+        <w:ind w:left="2160" w:hanging="360"/>
       </w:pPr>
     </w:lvl>
     <w:lvl w:ilvl="3">
@@ -832,7 +820,7 @@
       <w:lvlText w:val=" "/>
       <w:lvlJc w:val="left"/>
       <w:pPr>
-        <w:ind w:left="2880" w:hanging="480"/>
+        <w:ind w:left="2880" w:hanging="360"/>
       </w:pPr>
     </w:lvl>
     <w:lvl w:ilvl="4">
@@ -840,7 +828,7 @@
       <w:lvlText w:val=" "/>
       <w:lvlJc w:val="left"/>
       <w:pPr>
-        <w:ind w:left="3600" w:hanging="480"/>
+        <w:ind w:left="3600" w:hanging="360"/>
       </w:pPr>
     </w:lvl>
     <w:lvl w:ilvl="5">
@@ -848,7 +836,7 @@
       <w:lvlText w:val=" "/>
       <w:lvlJc w:val="left"/>
       <w:pPr>
-        <w:ind w:left="4320" w:hanging="480"/>
+        <w:ind w:left="4320" w:hanging="360"/>
       </w:pPr>
     </w:lvl>
     <w:lvl w:ilvl="6">
@@ -856,7 +844,7 @@
       <w:lvlText w:val=" "/>
       <w:lvlJc w:val="left"/>
       <w:pPr>
-        <w:ind w:left="5040" w:hanging="480"/>
+        <w:ind w:left="5040" w:hanging="360"/>
       </w:pPr>
     </w:lvl>
     <w:lvl w:ilvl="7">
@@ -864,7 +852,7 @@
       <w:lvlText w:val=" "/>
       <w:lvlJc w:val="left"/>
       <w:pPr>
-        <w:ind w:left="5760" w:hanging="480"/>
+        <w:ind w:left="5760" w:hanging="360"/>
       </w:pPr>
     </w:lvl>
     <w:lvl w:ilvl="8">
@@ -872,7 +860,7 @@
       <w:lvlText w:val=" "/>
       <w:lvlJc w:val="left"/>
       <w:pPr>
-        <w:ind w:left="6480" w:hanging="480"/>
+        <w:ind w:left="6480" w:hanging="360"/>
       </w:pPr>
     </w:lvl>
   </w:abstractNum>
@@ -1623,8 +1611,8 @@
     <w:name w:val="KeywordTok"/>
     <w:basedOn w:val="VerbatimChar"/>
     <w:rPr>
+      <w:b/>
       <w:color w:val="007020"/>
-      <w:b/>
     </w:rPr>
   </w:style>
   <w:style w:type="character" w:customStyle="1" w:styleId="DataTypeTok">
@@ -1700,40 +1688,43 @@
   <w:style w:type="character" w:customStyle="1" w:styleId="ImportTok">
     <w:name w:val="ImportTok"/>
     <w:basedOn w:val="VerbatimChar"/>
-    <w:rPr/>
+    <w:rPr>
+      <w:b/>
+      <w:color w:val="008000"/>
+    </w:rPr>
   </w:style>
   <w:style w:type="character" w:customStyle="1" w:styleId="CommentTok">
     <w:name w:val="CommentTok"/>
     <w:basedOn w:val="VerbatimChar"/>
     <w:rPr>
+      <w:i/>
       <w:color w:val="60a0b0"/>
-      <w:i/>
     </w:rPr>
   </w:style>
   <w:style w:type="character" w:customStyle="1" w:styleId="DocumentationTok">
     <w:name w:val="DocumentationTok"/>
     <w:basedOn w:val="VerbatimChar"/>
     <w:rPr>
+      <w:i/>
       <w:color w:val="ba2121"/>
-      <w:i/>
     </w:rPr>
   </w:style>
   <w:style w:type="character" w:customStyle="1" w:styleId="AnnotationTok">
     <w:name w:val="AnnotationTok"/>
     <w:basedOn w:val="VerbatimChar"/>
     <w:rPr>
-      <w:color w:val="60a0b0"/>
       <w:b/>
       <w:i/>
+      <w:color w:val="60a0b0"/>
     </w:rPr>
   </w:style>
   <w:style w:type="character" w:customStyle="1" w:styleId="CommentVarTok">
     <w:name w:val="CommentVarTok"/>
     <w:basedOn w:val="VerbatimChar"/>
     <w:rPr>
-      <w:color w:val="60a0b0"/>
       <w:b/>
       <w:i/>
+      <w:color w:val="60a0b0"/>
     </w:rPr>
   </w:style>
   <w:style w:type="character" w:customStyle="1" w:styleId="OtherTok">
@@ -1761,8 +1752,8 @@
     <w:name w:val="ControlFlowTok"/>
     <w:basedOn w:val="VerbatimChar"/>
     <w:rPr>
+      <w:b/>
       <w:color w:val="007020"/>
-      <w:b/>
     </w:rPr>
   </w:style>
   <w:style w:type="character" w:customStyle="1" w:styleId="OperatorTok">
@@ -1775,7 +1766,9 @@
   <w:style w:type="character" w:customStyle="1" w:styleId="BuiltInTok">
     <w:name w:val="BuiltInTok"/>
     <w:basedOn w:val="VerbatimChar"/>
-    <w:rPr/>
+    <w:rPr>
+      <w:color w:val="008000"/>
+    </w:rPr>
   </w:style>
   <w:style w:type="character" w:customStyle="1" w:styleId="ExtensionTok">
     <w:name w:val="ExtensionTok"/>
@@ -1805,34 +1798,34 @@
     <w:name w:val="InformationTok"/>
     <w:basedOn w:val="VerbatimChar"/>
     <w:rPr>
-      <w:color w:val="60a0b0"/>
       <w:b/>
       <w:i/>
+      <w:color w:val="60a0b0"/>
     </w:rPr>
   </w:style>
   <w:style w:type="character" w:customStyle="1" w:styleId="WarningTok">
     <w:name w:val="WarningTok"/>
     <w:basedOn w:val="VerbatimChar"/>
     <w:rPr>
-      <w:color w:val="60a0b0"/>
       <w:b/>
       <w:i/>
+      <w:color w:val="60a0b0"/>
     </w:rPr>
   </w:style>
   <w:style w:type="character" w:customStyle="1" w:styleId="AlertTok">
     <w:name w:val="AlertTok"/>
     <w:basedOn w:val="VerbatimChar"/>
     <w:rPr>
+      <w:b/>
       <w:color w:val="ff0000"/>
-      <w:b/>
     </w:rPr>
   </w:style>
   <w:style w:type="character" w:customStyle="1" w:styleId="ErrorTok">
     <w:name w:val="ErrorTok"/>
     <w:basedOn w:val="VerbatimChar"/>
     <w:rPr>
+      <w:b/>
       <w:color w:val="ff0000"/>
-      <w:b/>
     </w:rPr>
   </w:style>
   <w:style w:type="character" w:customStyle="1" w:styleId="NormalTok">
